--- a/tillsyn/A 56047-2025 tillsynsbegäran.docx
+++ b/tillsyn/A 56047-2025 tillsynsbegäran.docx
@@ -12,7 +12,7 @@
     </w:p>
     <w:p>
       <w:r>
-        <w:t>Detta dokument behandlar höga naturvärden i avverkningsanmälan A 56047-2025 i Klippans kommun. Denna avverkningsanmälan inkom 2025-11-12 15:00:21 och omfattar 4,9 ha.</w:t>
+        <w:t>Detta dokument behandlar höga naturvärden i avverkningsanmälan A 56047-2025 i Klippans kommun. Denna avverkningsanmälan inkom 2025-11-12 00:00:00 och omfattar 4,9 ha.</w:t>
       </w:r>
     </w:p>
     <w:p>
@@ -338,7 +338,7 @@
     <w:r>
       <w:tab/>
       <w:tab/>
-      <w:t>2025-11-13</w:t>
+      <w:t>2025-11-14</w:t>
       <w:br/>
       <w:br/>
     </w:r>

--- a/tillsyn/A 56047-2025 tillsynsbegäran.docx
+++ b/tillsyn/A 56047-2025 tillsynsbegäran.docx
@@ -338,7 +338,7 @@
     <w:r>
       <w:tab/>
       <w:tab/>
-      <w:t>2025-11-14</w:t>
+      <w:t>2025-11-15</w:t>
       <w:br/>
       <w:br/>
     </w:r>

--- a/tillsyn/A 56047-2025 tillsynsbegäran.docx
+++ b/tillsyn/A 56047-2025 tillsynsbegäran.docx
@@ -338,7 +338,7 @@
     <w:r>
       <w:tab/>
       <w:tab/>
-      <w:t>2025-11-15</w:t>
+      <w:t>2025-11-20</w:t>
       <w:br/>
       <w:br/>
     </w:r>

--- a/tillsyn/A 56047-2025 tillsynsbegäran.docx
+++ b/tillsyn/A 56047-2025 tillsynsbegäran.docx
@@ -338,7 +338,7 @@
     <w:r>
       <w:tab/>
       <w:tab/>
-      <w:t>2025-11-20</w:t>
+      <w:t>2025-11-21</w:t>
       <w:br/>
       <w:br/>
     </w:r>

--- a/tillsyn/A 56047-2025 tillsynsbegäran.docx
+++ b/tillsyn/A 56047-2025 tillsynsbegäran.docx
@@ -338,7 +338,7 @@
     <w:r>
       <w:tab/>
       <w:tab/>
-      <w:t>2025-11-21</w:t>
+      <w:t>2025-11-22</w:t>
       <w:br/>
       <w:br/>
     </w:r>

--- a/tillsyn/A 56047-2025 tillsynsbegäran.docx
+++ b/tillsyn/A 56047-2025 tillsynsbegäran.docx
@@ -338,7 +338,7 @@
     <w:r>
       <w:tab/>
       <w:tab/>
-      <w:t>2025-11-22</w:t>
+      <w:t>2025-11-23</w:t>
       <w:br/>
       <w:br/>
     </w:r>

--- a/tillsyn/A 56047-2025 tillsynsbegäran.docx
+++ b/tillsyn/A 56047-2025 tillsynsbegäran.docx
@@ -338,7 +338,7 @@
     <w:r>
       <w:tab/>
       <w:tab/>
-      <w:t>2025-11-23</w:t>
+      <w:t>2025-11-24</w:t>
       <w:br/>
       <w:br/>
     </w:r>

--- a/tillsyn/A 56047-2025 tillsynsbegäran.docx
+++ b/tillsyn/A 56047-2025 tillsynsbegäran.docx
@@ -338,7 +338,7 @@
     <w:r>
       <w:tab/>
       <w:tab/>
-      <w:t>2025-11-24</w:t>
+      <w:t>2025-11-25</w:t>
       <w:br/>
       <w:br/>
     </w:r>

--- a/tillsyn/A 56047-2025 tillsynsbegäran.docx
+++ b/tillsyn/A 56047-2025 tillsynsbegäran.docx
@@ -338,7 +338,7 @@
     <w:r>
       <w:tab/>
       <w:tab/>
-      <w:t>2025-11-25</w:t>
+      <w:t>2025-11-26</w:t>
       <w:br/>
       <w:br/>
     </w:r>

--- a/tillsyn/A 56047-2025 tillsynsbegäran.docx
+++ b/tillsyn/A 56047-2025 tillsynsbegäran.docx
@@ -338,7 +338,7 @@
     <w:r>
       <w:tab/>
       <w:tab/>
-      <w:t>2025-11-26</w:t>
+      <w:t>2025-11-27</w:t>
       <w:br/>
       <w:br/>
     </w:r>

--- a/tillsyn/A 56047-2025 tillsynsbegäran.docx
+++ b/tillsyn/A 56047-2025 tillsynsbegäran.docx
@@ -338,7 +338,7 @@
     <w:r>
       <w:tab/>
       <w:tab/>
-      <w:t>2025-11-27</w:t>
+      <w:t>2025-11-28</w:t>
       <w:br/>
       <w:br/>
     </w:r>

--- a/tillsyn/A 56047-2025 tillsynsbegäran.docx
+++ b/tillsyn/A 56047-2025 tillsynsbegäran.docx
@@ -338,7 +338,7 @@
     <w:r>
       <w:tab/>
       <w:tab/>
-      <w:t>2025-11-28</w:t>
+      <w:t>2025-11-29</w:t>
       <w:br/>
       <w:br/>
     </w:r>

--- a/tillsyn/A 56047-2025 tillsynsbegäran.docx
+++ b/tillsyn/A 56047-2025 tillsynsbegäran.docx
@@ -338,7 +338,7 @@
     <w:r>
       <w:tab/>
       <w:tab/>
-      <w:t>2025-11-29</w:t>
+      <w:t>2025-11-30</w:t>
       <w:br/>
       <w:br/>
     </w:r>

--- a/tillsyn/A 56047-2025 tillsynsbegäran.docx
+++ b/tillsyn/A 56047-2025 tillsynsbegäran.docx
@@ -338,7 +338,7 @@
     <w:r>
       <w:tab/>
       <w:tab/>
-      <w:t>2025-11-30</w:t>
+      <w:t>2025-12-01</w:t>
       <w:br/>
       <w:br/>
     </w:r>

--- a/tillsyn/A 56047-2025 tillsynsbegäran.docx
+++ b/tillsyn/A 56047-2025 tillsynsbegäran.docx
@@ -338,7 +338,7 @@
     <w:r>
       <w:tab/>
       <w:tab/>
-      <w:t>2025-12-01</w:t>
+      <w:t>2025-12-02</w:t>
       <w:br/>
       <w:br/>
     </w:r>

--- a/tillsyn/A 56047-2025 tillsynsbegäran.docx
+++ b/tillsyn/A 56047-2025 tillsynsbegäran.docx
@@ -338,7 +338,7 @@
     <w:r>
       <w:tab/>
       <w:tab/>
-      <w:t>2025-12-02</w:t>
+      <w:t>2025-12-03</w:t>
       <w:br/>
       <w:br/>
     </w:r>

--- a/tillsyn/A 56047-2025 tillsynsbegäran.docx
+++ b/tillsyn/A 56047-2025 tillsynsbegäran.docx
@@ -338,7 +338,7 @@
     <w:r>
       <w:tab/>
       <w:tab/>
-      <w:t>2025-12-03</w:t>
+      <w:t>2025-12-04</w:t>
       <w:br/>
       <w:br/>
     </w:r>

--- a/tillsyn/A 56047-2025 tillsynsbegäran.docx
+++ b/tillsyn/A 56047-2025 tillsynsbegäran.docx
@@ -338,7 +338,7 @@
     <w:r>
       <w:tab/>
       <w:tab/>
-      <w:t>2025-12-04</w:t>
+      <w:t>2025-12-05</w:t>
       <w:br/>
       <w:br/>
     </w:r>

--- a/tillsyn/A 56047-2025 tillsynsbegäran.docx
+++ b/tillsyn/A 56047-2025 tillsynsbegäran.docx
@@ -35,7 +35,7 @@
     </w:p>
     <w:p>
       <w:r>
-        <w:t>I avverkningsanmälan har följande 5 naturvårdsarter hittats: entita (NT, §4), gulsparv (NT, §4), kambräken (S), grönsiska (§4) och kungsfågel (§4). Av dessa är 2 rödlistade. För rödlistade arter har rödlistekategorin angivits inom parentes. Arter som är signalarter enligt Skogsstyrelsen har markerats med (S). För fridlysta arter anges även paragrafen i Artskyddsförordningen som arten är fridlyst enligt.</w:t>
+        <w:t>I avverkningsanmälan har följande 7 naturvårdsarter hittats: entita (NT, §4), gulsparv (NT, §4), mindre hackspett (NT, §4), kambräken (S), grönsiska (§4), kungsfågel (§4) och röd glada (§4). Av dessa är 3 rödlistade. För rödlistade arter har rödlistekategorin angivits inom parentes. Arter som är signalarter enligt Skogsstyrelsen har markerats med (S). För fridlysta arter anges även paragrafen i Artskyddsförordningen som arten är fridlyst enligt.</w:t>
       </w:r>
     </w:p>
     <w:p>
@@ -50,7 +50,7 @@
       <w:r>
         <w:drawing>
           <wp:inline xmlns:a="http://schemas.openxmlformats.org/drawingml/2006/main" xmlns:pic="http://schemas.openxmlformats.org/drawingml/2006/picture">
-            <wp:extent cx="5486400" cy="5392068"/>
+            <wp:extent cx="5486400" cy="5228332"/>
             <wp:docPr id="1" name="Picture 1"/>
             <wp:cNvGraphicFramePr>
               <a:graphicFrameLocks noChangeAspect="1"/>
@@ -71,7 +71,7 @@
                   <pic:spPr>
                     <a:xfrm>
                       <a:off x="0" y="0"/>
-                      <a:ext cx="5486400" cy="5392068"/>
+                      <a:ext cx="5486400" cy="5228332"/>
                     </a:xfrm>
                     <a:prstGeom prst="rect"/>
                   </pic:spPr>
@@ -100,7 +100,7 @@
     </w:p>
     <w:p>
       <w:r>
-        <w:t>Följande fridlysta arter har sina livsmiljöer och växtplatser i den avverkningsanmälda skogen: entita (NT, §4), gulsparv (NT, §4), grönsiska (§4) och kungsfågel (§4).</w:t>
+        <w:t>Följande fridlysta arter har sina livsmiljöer och växtplatser i den avverkningsanmälda skogen: entita (NT, §4), gulsparv (NT, §4), mindre hackspett (NT, §4), grönsiska (§4), kungsfågel (§4) och röd glada (§4).</w:t>
       </w:r>
     </w:p>
     <w:p>
@@ -126,6 +126,17 @@
       </w:r>
       <w:r>
         <w:t>, rödlistad som nära hotad och prioriterad art i Skogsvårdslagen, har häckningsrevir i anmälan. Minskningstakten innevarande 10-årsperiod beräknas till 20 (10–30) %. Entitan är ortstrogen och reviret är i genomsnitt omkring 5 hektar, ibland uppåt 20 hektar stort. Entitan är en utpräglad lövskogsfågel som föredrar flerskiktade, gärna högvuxna skogar med inslag av äldre träd och välutvecklat buskskikt. Även alkärr med videsnår hör till de miljöer som utnyttjas. Arten häckar ofta i skogar som är svagt eller inte alls påverkade av skogsbruk, ofta rör det sig om värdekärnor med höga naturvärden. Entitan missgynnas av konventionellt skogsbruk och dess ortstrohet och dåliga spridningsförmåga gör den känslig för fragmentering (Skogsstyrelsen, 2016, SLU Artdatabanken, 2021).</w:t>
+      </w:r>
+    </w:p>
+    <w:p>
+      <w:r>
+        <w:rPr>
+          <w:b/>
+        </w:rPr>
+        <w:t>Mindre hackspett (NT, §4)</w:t>
+      </w:r>
+      <w:r>
+        <w:t xml:space="preserve"> är rödlistad som nära hotad, fridlyst och prioriterad art i Skogsvårdslagen. Minskningstakten har uppgått till 25 (10–40) % under de senaste 15 åren och bedöms vara nära gränsvärdet för Sårbar (VU). (A2bc). Arten har stora revir och höga krav när det gäller förekomst av lövskog på landskapsnivå. För att häcka framgångsrikt behöver ett par cirka 40 ha äldre lövdominerad skog inom ett område på upp till 200 ha. Under vintern kan födosök även ske i äldre grandominerad skog (SLU Artdatabanken, 2021 &amp; Skogsstyrelsen, 2016).</w:t>
       </w:r>
     </w:p>
     <w:p>
@@ -210,6 +221,70 @@
         <w:t>SLU Artdatabanken, Uppsala</w:t>
       </w:r>
     </w:p>
+    <w:p>
+      <w:pPr>
+        <w:pStyle w:val="Heading1"/>
+      </w:pPr>
+      <w:r>
+        <w:t>Mindre hackspett – ekologi samt krav på livsmiljön</w:t>
+      </w:r>
+    </w:p>
+    <w:p>
+      <w:r>
+        <w:t>Mindre hackspett (NT) är rödlistad som nära hotad, fridlyst och prioriterad art i Skogsvårdslagen. Minskningstakten har uppgått till 25 (10–40) % under de senaste 15 åren och bedöms vara nära gränsvärdet för Sårbar (VU). (A2bc). (SLU Artdatabanken 2021).</w:t>
+      </w:r>
+    </w:p>
+    <w:p>
+      <w:r>
+        <w:t>Den mindre hackspetten lever i löv- och blandskog med förekomst av äldre lövträd, gärna ädellövträd i södra Sverige. Norrut förekommer arten i gamla löv- och blandskogar med al, björk och asp. Ett mycket glest bestånd förekommer i fjällbjörkskogen. Under vintern kan födosök ske även i äldre grandominerad skog, troligen för att den ger bättre skydd mot rovdjur och rovfåglar än ren lövskog. (SLU Artdatabanken, 2021).</w:t>
+      </w:r>
+    </w:p>
+    <w:p>
+      <w:r>
+        <w:t>Arten har stora revir och höga krav när det gäller förekomst av lövskog på landskapsnivå. För att häcka framgångsrikt behöver ett par cirka 40 ha äldre lövdominerad skog inom ett område på upp till 200 ha. Under vintern utsträcks födosöket till ett större område på flera hundra hektar, men varje individ återvänder till samma natthål kväll efter kväll. Arten häckar i murkna lövträdsstammar eller stubbar (oftast klibbal eller björk), vanligen 3–7 meter över marken. Ett nytt bohål hackas ut varje vår (Skogsstyrelsen, 2016 &amp; SLU Artdatabanken, 2021).</w:t>
+      </w:r>
+    </w:p>
+    <w:p>
+      <w:r>
+        <w:t>Den mindre hackspetten missgynnas av gallring i löv- och blandskogar, om lövträd tas bort. Vidare så missgynnas arten starkt genom avverkning av äldre lövträd, dränering och avverkning av al- och björkkärr, röjning eller gallring av täta strandskogar, alkärr samt borttagande av murkna träd och grenar. Nedhuggning av äldre hagmarksbjörkar och alar är också negativt. Arten hotas dessutom av biobränsleuttag i gamla inägomarker och andra lövskogar (Skogsstyrelsen, 2016 &amp; SLU Artdatabanken, 2021).</w:t>
+      </w:r>
+    </w:p>
+    <w:p>
+      <w:pPr>
+        <w:pStyle w:val="Heading2"/>
+      </w:pPr>
+      <w:r>
+        <w:t>Referenser – mindre hackspett</w:t>
+      </w:r>
+    </w:p>
+    <w:p>
+      <w:r>
+        <w:t xml:space="preserve">Skogsstyrelsen, 2016. </w:t>
+      </w:r>
+      <w:r>
+        <w:rPr>
+          <w:i/>
+        </w:rPr>
+        <w:t xml:space="preserve">Vägledning för hänsyn till mindre hackspett. </w:t>
+      </w:r>
+      <w:r>
+        <w:t>https://www.skogsstyrelsen.se/globalassets/lag-och-tillsyn/artskydd/vagledningar-for-hansyn-till-faglar/mindre-hackspett-vagledning-hansyn2.pdf</w:t>
+      </w:r>
+    </w:p>
+    <w:p>
+      <w:r>
+        <w:t xml:space="preserve">SLU Artdatabanken, 2021. </w:t>
+      </w:r>
+      <w:r>
+        <w:rPr>
+          <w:i/>
+        </w:rPr>
+        <w:t xml:space="preserve">Artfaktablad. Naturvård – artfakta. </w:t>
+      </w:r>
+      <w:r>
+        <w:t>SLU Artdatabanken, Uppsala</w:t>
+      </w:r>
+    </w:p>
     <w:sectPr>
       <w:headerReference w:type="even" r:id="rId8"/>
       <w:headerReference w:type="default" r:id="rId9"/>
@@ -338,7 +413,7 @@
     <w:r>
       <w:tab/>
       <w:tab/>
-      <w:t>2025-12-05</w:t>
+      <w:t>2025-12-06</w:t>
       <w:br/>
       <w:br/>
     </w:r>

--- a/tillsyn/A 56047-2025 tillsynsbegäran.docx
+++ b/tillsyn/A 56047-2025 tillsynsbegäran.docx
@@ -413,7 +413,7 @@
     <w:r>
       <w:tab/>
       <w:tab/>
-      <w:t>2025-12-06</w:t>
+      <w:t>2025-12-07</w:t>
       <w:br/>
       <w:br/>
     </w:r>

--- a/tillsyn/A 56047-2025 tillsynsbegäran.docx
+++ b/tillsyn/A 56047-2025 tillsynsbegäran.docx
@@ -413,7 +413,7 @@
     <w:r>
       <w:tab/>
       <w:tab/>
-      <w:t>2025-12-07</w:t>
+      <w:t>2025-12-08</w:t>
       <w:br/>
       <w:br/>
     </w:r>

--- a/tillsyn/A 56047-2025 tillsynsbegäran.docx
+++ b/tillsyn/A 56047-2025 tillsynsbegäran.docx
@@ -413,7 +413,7 @@
     <w:r>
       <w:tab/>
       <w:tab/>
-      <w:t>2025-12-08</w:t>
+      <w:t>2025-12-09</w:t>
       <w:br/>
       <w:br/>
     </w:r>

--- a/tillsyn/A 56047-2025 tillsynsbegäran.docx
+++ b/tillsyn/A 56047-2025 tillsynsbegäran.docx
@@ -413,7 +413,7 @@
     <w:r>
       <w:tab/>
       <w:tab/>
-      <w:t>2025-12-09</w:t>
+      <w:t>2025-12-10</w:t>
       <w:br/>
       <w:br/>
     </w:r>

--- a/tillsyn/A 56047-2025 tillsynsbegäran.docx
+++ b/tillsyn/A 56047-2025 tillsynsbegäran.docx
@@ -413,7 +413,7 @@
     <w:r>
       <w:tab/>
       <w:tab/>
-      <w:t>2025-12-10</w:t>
+      <w:t>2025-12-11</w:t>
       <w:br/>
       <w:br/>
     </w:r>

--- a/tillsyn/A 56047-2025 tillsynsbegäran.docx
+++ b/tillsyn/A 56047-2025 tillsynsbegäran.docx
@@ -413,7 +413,7 @@
     <w:r>
       <w:tab/>
       <w:tab/>
-      <w:t>2025-12-11</w:t>
+      <w:t>2025-12-12</w:t>
       <w:br/>
       <w:br/>
     </w:r>

--- a/tillsyn/A 56047-2025 tillsynsbegäran.docx
+++ b/tillsyn/A 56047-2025 tillsynsbegäran.docx
@@ -413,7 +413,7 @@
     <w:r>
       <w:tab/>
       <w:tab/>
-      <w:t>2025-12-12</w:t>
+      <w:t>2025-12-13</w:t>
       <w:br/>
       <w:br/>
     </w:r>

--- a/tillsyn/A 56047-2025 tillsynsbegäran.docx
+++ b/tillsyn/A 56047-2025 tillsynsbegäran.docx
@@ -413,7 +413,7 @@
     <w:r>
       <w:tab/>
       <w:tab/>
-      <w:t>2025-12-19</w:t>
+      <w:t>2025-12-20</w:t>
       <w:br/>
       <w:br/>
     </w:r>

--- a/tillsyn/A 56047-2025 tillsynsbegäran.docx
+++ b/tillsyn/A 56047-2025 tillsynsbegäran.docx
@@ -413,7 +413,7 @@
     <w:r>
       <w:tab/>
       <w:tab/>
-      <w:t>2025-12-20</w:t>
+      <w:t>2025-12-21</w:t>
       <w:br/>
       <w:br/>
     </w:r>

--- a/tillsyn/A 56047-2025 tillsynsbegäran.docx
+++ b/tillsyn/A 56047-2025 tillsynsbegäran.docx
@@ -413,7 +413,7 @@
     <w:r>
       <w:tab/>
       <w:tab/>
-      <w:t>2025-12-21</w:t>
+      <w:t>2025-12-22</w:t>
       <w:br/>
       <w:br/>
     </w:r>

--- a/tillsyn/A 56047-2025 tillsynsbegäran.docx
+++ b/tillsyn/A 56047-2025 tillsynsbegäran.docx
@@ -413,7 +413,7 @@
     <w:r>
       <w:tab/>
       <w:tab/>
-      <w:t>2025-12-22</w:t>
+      <w:t>2025-12-26</w:t>
       <w:br/>
       <w:br/>
     </w:r>

--- a/tillsyn/A 56047-2025 tillsynsbegäran.docx
+++ b/tillsyn/A 56047-2025 tillsynsbegäran.docx
@@ -413,7 +413,7 @@
     <w:r>
       <w:tab/>
       <w:tab/>
-      <w:t>2025-12-26</w:t>
+      <w:t>2025-12-28</w:t>
       <w:br/>
       <w:br/>
     </w:r>

--- a/tillsyn/A 56047-2025 tillsynsbegäran.docx
+++ b/tillsyn/A 56047-2025 tillsynsbegäran.docx
@@ -413,7 +413,7 @@
     <w:r>
       <w:tab/>
       <w:tab/>
-      <w:t>2025-12-28</w:t>
+      <w:t>2025-12-29</w:t>
       <w:br/>
       <w:br/>
     </w:r>

--- a/tillsyn/A 56047-2025 tillsynsbegäran.docx
+++ b/tillsyn/A 56047-2025 tillsynsbegäran.docx
@@ -413,7 +413,7 @@
     <w:r>
       <w:tab/>
       <w:tab/>
-      <w:t>2025-12-29</w:t>
+      <w:t>2025-12-30</w:t>
       <w:br/>
       <w:br/>
     </w:r>

--- a/tillsyn/A 56047-2025 tillsynsbegäran.docx
+++ b/tillsyn/A 56047-2025 tillsynsbegäran.docx
@@ -413,7 +413,7 @@
     <w:r>
       <w:tab/>
       <w:tab/>
-      <w:t>2025-12-30</w:t>
+      <w:t>2025-12-31</w:t>
       <w:br/>
       <w:br/>
     </w:r>

--- a/tillsyn/A 56047-2025 tillsynsbegäran.docx
+++ b/tillsyn/A 56047-2025 tillsynsbegäran.docx
@@ -413,7 +413,7 @@
     <w:r>
       <w:tab/>
       <w:tab/>
-      <w:t>2025-12-31</w:t>
+      <w:t>2026-01-03</w:t>
       <w:br/>
       <w:br/>
     </w:r>

--- a/tillsyn/A 56047-2025 tillsynsbegäran.docx
+++ b/tillsyn/A 56047-2025 tillsynsbegäran.docx
@@ -424,7 +424,7 @@
     <w:r>
       <w:tab/>
       <w:tab/>
-      <w:t>2026-01-07</w:t>
+      <w:t>2026-01-08</w:t>
       <w:br/>
       <w:br/>
     </w:r>

--- a/tillsyn/A 56047-2025 tillsynsbegäran.docx
+++ b/tillsyn/A 56047-2025 tillsynsbegäran.docx
@@ -424,7 +424,7 @@
     <w:r>
       <w:tab/>
       <w:tab/>
-      <w:t>2026-01-08</w:t>
+      <w:t>2026-01-09</w:t>
       <w:br/>
       <w:br/>
     </w:r>

--- a/tillsyn/A 56047-2025 tillsynsbegäran.docx
+++ b/tillsyn/A 56047-2025 tillsynsbegäran.docx
@@ -424,7 +424,7 @@
     <w:r>
       <w:tab/>
       <w:tab/>
-      <w:t>2026-01-09</w:t>
+      <w:t>2026-01-10</w:t>
       <w:br/>
       <w:br/>
     </w:r>

--- a/tillsyn/A 56047-2025 tillsynsbegäran.docx
+++ b/tillsyn/A 56047-2025 tillsynsbegäran.docx
@@ -424,7 +424,7 @@
     <w:r>
       <w:tab/>
       <w:tab/>
-      <w:t>2026-01-10</w:t>
+      <w:t>2026-01-11</w:t>
       <w:br/>
       <w:br/>
     </w:r>

--- a/tillsyn/A 56047-2025 tillsynsbegäran.docx
+++ b/tillsyn/A 56047-2025 tillsynsbegäran.docx
@@ -424,7 +424,7 @@
     <w:r>
       <w:tab/>
       <w:tab/>
-      <w:t>2026-01-11</w:t>
+      <w:t>2026-01-12</w:t>
       <w:br/>
       <w:br/>
     </w:r>

--- a/tillsyn/A 56047-2025 tillsynsbegäran.docx
+++ b/tillsyn/A 56047-2025 tillsynsbegäran.docx
@@ -424,7 +424,7 @@
     <w:r>
       <w:tab/>
       <w:tab/>
-      <w:t>2026-01-12</w:t>
+      <w:t>2026-01-13</w:t>
       <w:br/>
       <w:br/>
     </w:r>

--- a/tillsyn/A 56047-2025 tillsynsbegäran.docx
+++ b/tillsyn/A 56047-2025 tillsynsbegäran.docx
@@ -424,7 +424,7 @@
     <w:r>
       <w:tab/>
       <w:tab/>
-      <w:t>2026-01-13</w:t>
+      <w:t>2026-01-14</w:t>
       <w:br/>
       <w:br/>
     </w:r>

--- a/tillsyn/A 56047-2025 tillsynsbegäran.docx
+++ b/tillsyn/A 56047-2025 tillsynsbegäran.docx
@@ -424,7 +424,7 @@
     <w:r>
       <w:tab/>
       <w:tab/>
-      <w:t>2026-01-14</w:t>
+      <w:t>2026-01-15</w:t>
       <w:br/>
       <w:br/>
     </w:r>

--- a/tillsyn/A 56047-2025 tillsynsbegäran.docx
+++ b/tillsyn/A 56047-2025 tillsynsbegäran.docx
@@ -424,7 +424,7 @@
     <w:r>
       <w:tab/>
       <w:tab/>
-      <w:t>2026-01-15</w:t>
+      <w:t>2026-01-16</w:t>
       <w:br/>
       <w:br/>
     </w:r>

--- a/tillsyn/A 56047-2025 tillsynsbegäran.docx
+++ b/tillsyn/A 56047-2025 tillsynsbegäran.docx
@@ -12,7 +12,7 @@
     </w:p>
     <w:p>
       <w:r>
-        <w:t>Detta dokument behandlar höga naturvärden i avverkningsanmälan A 56047-2025 i Klippans kommun. Denna avverkningsanmälan inkom 2025-11-12 00:00:00 och omfattar 4,9 ha.</w:t>
+        <w:t>Detta dokument behandlar höga naturvärden i avverkningsanmälan A 56047-2025 i Klippans kommun. Denna avverkningsanmälan inkom 2025-11-12 00:00:00 och omfattar 3,9 ha.</w:t>
       </w:r>
     </w:p>
     <w:p>
@@ -35,7 +35,7 @@
     </w:p>
     <w:p>
       <w:r>
-        <w:t>I avverkningsanmälan har följande 7 naturvårdsarter hittats: entita (NT, §4), gulsparv (NT, §4), mindre hackspett (NT, §4), kambräken (S), grönsiska (§4), kungsfågel (§4) och röd glada (§4). Av dessa är 3 rödlistade. För rödlistade arter har rödlistekategorin angivits inom parentes. Arter som är signalarter enligt Skogsstyrelsen har markerats med (S). För fridlysta arter anges även paragrafen i Artskyddsförordningen som arten är fridlyst enligt.</w:t>
+        <w:t>I avverkningsanmälan har följande 5 naturvårdsarter hittats: entita (NT, §4), gulsparv (NT, §4), kambräken (S), grönsiska (§4) och kungsfågel (§4). Av dessa är 2 rödlistade. För rödlistade arter har rödlistekategorin angivits inom parentes. Arter som är signalarter enligt Skogsstyrelsen har markerats med (S). För fridlysta arter anges även paragrafen i Artskyddsförordningen som arten är fridlyst enligt.</w:t>
       </w:r>
     </w:p>
     <w:p>
@@ -50,7 +50,7 @@
       <w:r>
         <w:drawing>
           <wp:inline xmlns:a="http://schemas.openxmlformats.org/drawingml/2006/main" xmlns:pic="http://schemas.openxmlformats.org/drawingml/2006/picture">
-            <wp:extent cx="5486400" cy="5228332"/>
+            <wp:extent cx="5486400" cy="5392068"/>
             <wp:docPr id="1" name="Picture 1"/>
             <wp:cNvGraphicFramePr>
               <a:graphicFrameLocks noChangeAspect="1"/>
@@ -71,7 +71,7 @@
                   <pic:spPr>
                     <a:xfrm>
                       <a:off x="0" y="0"/>
-                      <a:ext cx="5486400" cy="5228332"/>
+                      <a:ext cx="5486400" cy="5392068"/>
                     </a:xfrm>
                     <a:prstGeom prst="rect"/>
                   </pic:spPr>
@@ -100,7 +100,7 @@
     </w:p>
     <w:p>
       <w:r>
-        <w:t>Följande fridlysta arter har sina livsmiljöer och växtplatser i den avverkningsanmälda skogen: entita (NT, §4), gulsparv (NT, §4), mindre hackspett (NT, §4), grönsiska (§4), kungsfågel (§4) och röd glada (§4).</w:t>
+        <w:t>Följande fridlysta arter har sina livsmiljöer och växtplatser i den avverkningsanmälda skogen: entita (NT, §4), gulsparv (NT, §4), grönsiska (§4) och kungsfågel (§4).</w:t>
       </w:r>
     </w:p>
     <w:p>
@@ -126,28 +126,6 @@
       </w:r>
       <w:r>
         <w:t>, rödlistad som nära hotad och prioriterad art i Skogsvårdslagen, har häckningsrevir i anmälan. Minskningstakten innevarande 10-årsperiod beräknas till 20 (10–30) %. Entitan är ortstrogen och reviret är i genomsnitt omkring 5 hektar, ibland uppåt 20 hektar stort. Entitan är en utpräglad lövskogsfågel som föredrar flerskiktade, gärna högvuxna skogar med inslag av äldre träd och välutvecklat buskskikt. Även alkärr med videsnår hör till de miljöer som utnyttjas. Arten häckar ofta i skogar som är svagt eller inte alls påverkade av skogsbruk, ofta rör det sig om värdekärnor med höga naturvärden. Entitan missgynnas av konventionellt skogsbruk och dess ortstrohet och dåliga spridningsförmåga gör den känslig för fragmentering (Skogsstyrelsen, 2016, SLU Artdatabanken, 2021).</w:t>
-      </w:r>
-    </w:p>
-    <w:p>
-      <w:r>
-        <w:rPr>
-          <w:b/>
-        </w:rPr>
-        <w:t>Mindre hackspett (NT, §4)</w:t>
-      </w:r>
-      <w:r>
-        <w:t xml:space="preserve"> är rödlistad som nära hotad, fridlyst och prioriterad art i Skogsvårdslagen. Minskningstakten har uppgått till 25 (10–40) % under de senaste 15 åren och bedöms vara nära gränsvärdet för Sårbar (VU). (A2bc). Arten har stora revir och höga krav när det gäller förekomst av lövskog på landskapsnivå. För att häcka framgångsrikt behöver ett par cirka 40 ha äldre lövdominerad skog inom ett område på upp till 200 ha. Under vintern kan födosök även ske i äldre grandominerad skog (SLU Artdatabanken, 2021 &amp; Skogsstyrelsen, 2016).</w:t>
-      </w:r>
-    </w:p>
-    <w:p>
-      <w:r>
-        <w:rPr>
-          <w:b/>
-        </w:rPr>
-        <w:t>Röd glada (§4)</w:t>
-      </w:r>
-      <w:r>
-        <w:t xml:space="preserve"> är fridlyst enligt 4§ artskyddsförordningen och upptagen i bilaga 1 EU:s fågeldirektiv. Den häckar gärna i omväxlande landskap med mosaik av öppna marker och skogar. Tidigare studier har visat en förkärlek för att häcka nära sjöar, och häckningsframgången var också högre hos par som häckade nära vatten. Boet läggs i träd, ofta högt och vanligen nära skogsbryn. Missgynnas av skogliga åtgärder som lämnar boet allt för exponerat, främst genom för smala skyddszoner och för omfattande gallring. Lämna en skyddszon kring boplatser vid avverkning eller andra skogliga åtgärder. Bredden på skyddszonen beror på platsen, men som tumregel ska den ska vara så bred att boplatsen inte är väsentligt mer exponerad för insyn än tidigare. Spara samtliga träd med större risbon, även sådana där boet ser obebott ut. Avstå att avverka äldre lövdominerade bestånd, främst i anslutning till öppen jordbruksmark (SLU Artdatabanken, 2024; Skogsstyrelsen, 2016).</w:t>
       </w:r>
     </w:p>
     <w:p>
@@ -232,70 +210,6 @@
         <w:t>SLU Artdatabanken, Uppsala</w:t>
       </w:r>
     </w:p>
-    <w:p>
-      <w:pPr>
-        <w:pStyle w:val="Heading1"/>
-      </w:pPr>
-      <w:r>
-        <w:t>Mindre hackspett – ekologi samt krav på livsmiljön</w:t>
-      </w:r>
-    </w:p>
-    <w:p>
-      <w:r>
-        <w:t>Mindre hackspett (NT) är rödlistad som nära hotad, fridlyst och prioriterad art i Skogsvårdslagen. Minskningstakten har uppgått till 25 (10–40) % under de senaste 15 åren och bedöms vara nära gränsvärdet för Sårbar (VU). (A2bc). (SLU Artdatabanken 2021).</w:t>
-      </w:r>
-    </w:p>
-    <w:p>
-      <w:r>
-        <w:t>Den mindre hackspetten lever i löv- och blandskog med förekomst av äldre lövträd, gärna ädellövträd i södra Sverige. Norrut förekommer arten i gamla löv- och blandskogar med al, björk och asp. Ett mycket glest bestånd förekommer i fjällbjörkskogen. Under vintern kan födosök ske även i äldre grandominerad skog, troligen för att den ger bättre skydd mot rovdjur och rovfåglar än ren lövskog. (SLU Artdatabanken, 2021).</w:t>
-      </w:r>
-    </w:p>
-    <w:p>
-      <w:r>
-        <w:t>Arten har stora revir och höga krav när det gäller förekomst av lövskog på landskapsnivå. För att häcka framgångsrikt behöver ett par cirka 40 ha äldre lövdominerad skog inom ett område på upp till 200 ha. Under vintern utsträcks födosöket till ett större område på flera hundra hektar, men varje individ återvänder till samma natthål kväll efter kväll. Arten häckar i murkna lövträdsstammar eller stubbar (oftast klibbal eller björk), vanligen 3–7 meter över marken. Ett nytt bohål hackas ut varje vår (Skogsstyrelsen, 2016 &amp; SLU Artdatabanken, 2021).</w:t>
-      </w:r>
-    </w:p>
-    <w:p>
-      <w:r>
-        <w:t>Den mindre hackspetten missgynnas av gallring i löv- och blandskogar, om lövträd tas bort. Vidare så missgynnas arten starkt genom avverkning av äldre lövträd, dränering och avverkning av al- och björkkärr, röjning eller gallring av täta strandskogar, alkärr samt borttagande av murkna träd och grenar. Nedhuggning av äldre hagmarksbjörkar och alar är också negativt. Arten hotas dessutom av biobränsleuttag i gamla inägomarker och andra lövskogar (Skogsstyrelsen, 2016 &amp; SLU Artdatabanken, 2021).</w:t>
-      </w:r>
-    </w:p>
-    <w:p>
-      <w:pPr>
-        <w:pStyle w:val="Heading2"/>
-      </w:pPr>
-      <w:r>
-        <w:t>Referenser – mindre hackspett</w:t>
-      </w:r>
-    </w:p>
-    <w:p>
-      <w:r>
-        <w:t xml:space="preserve">Skogsstyrelsen, 2016. </w:t>
-      </w:r>
-      <w:r>
-        <w:rPr>
-          <w:i/>
-        </w:rPr>
-        <w:t xml:space="preserve">Vägledning för hänsyn till mindre hackspett. </w:t>
-      </w:r>
-      <w:r>
-        <w:t>https://www.skogsstyrelsen.se/globalassets/lag-och-tillsyn/artskydd/vagledningar-for-hansyn-till-faglar/mindre-hackspett-vagledning-hansyn2.pdf</w:t>
-      </w:r>
-    </w:p>
-    <w:p>
-      <w:r>
-        <w:t xml:space="preserve">SLU Artdatabanken, 2021. </w:t>
-      </w:r>
-      <w:r>
-        <w:rPr>
-          <w:i/>
-        </w:rPr>
-        <w:t xml:space="preserve">Artfaktablad. Naturvård – artfakta. </w:t>
-      </w:r>
-      <w:r>
-        <w:t>SLU Artdatabanken, Uppsala</w:t>
-      </w:r>
-    </w:p>
     <w:sectPr>
       <w:headerReference w:type="even" r:id="rId8"/>
       <w:headerReference w:type="default" r:id="rId9"/>
@@ -424,7 +338,7 @@
     <w:r>
       <w:tab/>
       <w:tab/>
-      <w:t>2026-01-16</w:t>
+      <w:t>2026-01-17</w:t>
       <w:br/>
       <w:br/>
     </w:r>

--- a/tillsyn/A 56047-2025 tillsynsbegäran.docx
+++ b/tillsyn/A 56047-2025 tillsynsbegäran.docx
@@ -338,7 +338,7 @@
     <w:r>
       <w:tab/>
       <w:tab/>
-      <w:t>2026-01-17</w:t>
+      <w:t>2026-01-18</w:t>
       <w:br/>
       <w:br/>
     </w:r>

--- a/tillsyn/A 56047-2025 tillsynsbegäran.docx
+++ b/tillsyn/A 56047-2025 tillsynsbegäran.docx
@@ -338,7 +338,7 @@
     <w:r>
       <w:tab/>
       <w:tab/>
-      <w:t>2026-01-18</w:t>
+      <w:t>2026-01-19</w:t>
       <w:br/>
       <w:br/>
     </w:r>

--- a/tillsyn/A 56047-2025 tillsynsbegäran.docx
+++ b/tillsyn/A 56047-2025 tillsynsbegäran.docx
@@ -338,7 +338,7 @@
     <w:r>
       <w:tab/>
       <w:tab/>
-      <w:t>2026-01-19</w:t>
+      <w:t>2026-01-20</w:t>
       <w:br/>
       <w:br/>
     </w:r>

--- a/tillsyn/A 56047-2025 tillsynsbegäran.docx
+++ b/tillsyn/A 56047-2025 tillsynsbegäran.docx
@@ -338,7 +338,7 @@
     <w:r>
       <w:tab/>
       <w:tab/>
-      <w:t>2026-01-20</w:t>
+      <w:t>2026-01-21</w:t>
       <w:br/>
       <w:br/>
     </w:r>

--- a/tillsyn/A 56047-2025 tillsynsbegäran.docx
+++ b/tillsyn/A 56047-2025 tillsynsbegäran.docx
@@ -338,7 +338,7 @@
     <w:r>
       <w:tab/>
       <w:tab/>
-      <w:t>2026-01-21</w:t>
+      <w:t>2026-01-23</w:t>
       <w:br/>
       <w:br/>
     </w:r>

--- a/tillsyn/A 56047-2025 tillsynsbegäran.docx
+++ b/tillsyn/A 56047-2025 tillsynsbegäran.docx
@@ -338,7 +338,7 @@
     <w:r>
       <w:tab/>
       <w:tab/>
-      <w:t>2026-01-23</w:t>
+      <w:t>2026-01-24</w:t>
       <w:br/>
       <w:br/>
     </w:r>

--- a/tillsyn/A 56047-2025 tillsynsbegäran.docx
+++ b/tillsyn/A 56047-2025 tillsynsbegäran.docx
@@ -338,7 +338,7 @@
     <w:r>
       <w:tab/>
       <w:tab/>
-      <w:t>2026-01-24</w:t>
+      <w:t>2026-01-25</w:t>
       <w:br/>
       <w:br/>
     </w:r>

--- a/tillsyn/A 56047-2025 tillsynsbegäran.docx
+++ b/tillsyn/A 56047-2025 tillsynsbegäran.docx
@@ -338,7 +338,7 @@
     <w:r>
       <w:tab/>
       <w:tab/>
-      <w:t>2026-01-25</w:t>
+      <w:t>2026-01-26</w:t>
       <w:br/>
       <w:br/>
     </w:r>

--- a/tillsyn/A 56047-2025 tillsynsbegäran.docx
+++ b/tillsyn/A 56047-2025 tillsynsbegäran.docx
@@ -338,7 +338,7 @@
     <w:r>
       <w:tab/>
       <w:tab/>
-      <w:t>2026-01-26</w:t>
+      <w:t>2026-01-27</w:t>
       <w:br/>
       <w:br/>
     </w:r>

--- a/tillsyn/A 56047-2025 tillsynsbegäran.docx
+++ b/tillsyn/A 56047-2025 tillsynsbegäran.docx
@@ -338,7 +338,7 @@
     <w:r>
       <w:tab/>
       <w:tab/>
-      <w:t>2026-01-27</w:t>
+      <w:t>2026-01-28</w:t>
       <w:br/>
       <w:br/>
     </w:r>

--- a/tillsyn/A 56047-2025 tillsynsbegäran.docx
+++ b/tillsyn/A 56047-2025 tillsynsbegäran.docx
@@ -91,6 +91,35 @@
       </w:r>
     </w:p>
     <w:p>
+      <w:r>
+        <w:rPr>
+          <w:b/>
+        </w:rPr>
+        <w:t>Kambräken</w:t>
+      </w:r>
+      <w:r>
+        <w:t xml:space="preserve"> är i mellersta och östra Sverige en bra signalart som indikerar fuktiga skogsmiljöer med höga naturvärden. Ofta rör det sig om reliktförekomster i kontinuitetsskogar på källpåverkade marker och marker med ytligt rörligt markvatten. Växten är i mellersta och östra Sverige starkt känslig för avverkning som kan medföra ökad frostrisk på växtplatsen liksom alla former av markavvattning och körskador. Kambräken är typisk art för </w:t>
+      </w:r>
+      <w:r>
+        <w:rPr>
+          <w:i/>
+        </w:rPr>
+        <w:t xml:space="preserve">9040 Fjällbjörkskog </w:t>
+      </w:r>
+      <w:r>
+        <w:t xml:space="preserve">och </w:t>
+      </w:r>
+      <w:r>
+        <w:rPr>
+          <w:i/>
+        </w:rPr>
+        <w:t>7160 Källor och källkärr</w:t>
+      </w:r>
+      <w:r>
+        <w:t xml:space="preserve"> (Nitare &amp; Skogsstyrelsen, 2019; SLU Artdatabanken, 2025).</w:t>
+      </w:r>
+    </w:p>
+    <w:p>
       <w:pPr>
         <w:pStyle w:val="Heading1"/>
       </w:pPr>
@@ -125,7 +154,16 @@
         <w:t>Entita (NT, §4)</w:t>
       </w:r>
       <w:r>
-        <w:t>, rödlistad som nära hotad och prioriterad art i Skogsvårdslagen, har häckningsrevir i anmälan. Minskningstakten innevarande 10-årsperiod beräknas till 20 (10–30) %. Entitan är ortstrogen och reviret är i genomsnitt omkring 5 hektar, ibland uppåt 20 hektar stort. Entitan är en utpräglad lövskogsfågel som föredrar flerskiktade, gärna högvuxna skogar med inslag av äldre träd och välutvecklat buskskikt. Även alkärr med videsnår hör till de miljöer som utnyttjas. Arten häckar ofta i skogar som är svagt eller inte alls påverkade av skogsbruk, ofta rör det sig om värdekärnor med höga naturvärden. Entitan missgynnas av konventionellt skogsbruk och dess ortstrohet och dåliga spridningsförmåga gör den känslig för fragmentering (Skogsstyrelsen, 2016, SLU Artdatabanken, 2021).</w:t>
+        <w:t xml:space="preserve">, rödlistad som nära hotad och prioriterad art i Skogsvårdslagen, har häckningsrevir i anmälan. Minskningstakten innevarande 10-årsperiod beräknas till 20 (10–30) %. Entitan är ortstrogen och reviret är i genomsnitt omkring 5 hektar, ibland uppåt 20 hektar stort. Entitan är en utpräglad lövskogsfågel som föredrar flerskiktade, gärna högvuxna skogar med inslag av äldre träd och välutvecklat buskskikt. Även alkärr med videsnår hör till de miljöer som utnyttjas. Arten häckar ofta i skogar som är svagt eller inte alls påverkade av skogsbruk, ofta rör det sig om värdekärnor med höga naturvärden. Entitan missgynnas av konventionellt skogsbruk och dess ortstrohet och dåliga spridningsförmåga gör den känslig för fragmentering. Entita är typisk art för </w:t>
+      </w:r>
+      <w:r>
+        <w:rPr>
+          <w:i/>
+        </w:rPr>
+        <w:t>9080 Lövsumpskog</w:t>
+      </w:r>
+      <w:r>
+        <w:t xml:space="preserve"> (Skogsstyrelsen, 2016, SLU Artdatabanken, 2021).</w:t>
       </w:r>
     </w:p>
     <w:p>
@@ -156,7 +194,16 @@
     </w:p>
     <w:p>
       <w:r>
-        <w:t>Entita (NT, §4) är rödlistad som nära hotad, fridlyst och prioriterad art enligt Skogsvårdslagen. Den omfattas av EU:s fågeldirektiv. Minskningstakten har uppgått till 20 (10–30) % under de senaste 10 åren och bedöms vara nära gränsvärdet för Sårbar (VU). (A2b) (SLU Artdatabanken, 2021).</w:t>
+        <w:t xml:space="preserve">Entita (NT, §4) är rödlistad som nära hotad, fridlyst och prioriterad art enligt Skogsvårdslagen. Den omfattas av EU:s fågeldirektiv och är typisk art för </w:t>
+      </w:r>
+      <w:r>
+        <w:rPr>
+          <w:i/>
+        </w:rPr>
+        <w:t>9080 Lövsumpskog</w:t>
+      </w:r>
+      <w:r>
+        <w:t>. Minskningstakten har uppgått till 20 (10–30) % under de senaste 10 åren och bedöms vara nära gränsvärdet för Sårbar (VU). (A2b) (SLU Artdatabanken, 2021).</w:t>
       </w:r>
     </w:p>
     <w:p>
@@ -338,7 +385,7 @@
     <w:r>
       <w:tab/>
       <w:tab/>
-      <w:t>2026-01-28</w:t>
+      <w:t>2026-01-29</w:t>
       <w:br/>
       <w:br/>
     </w:r>

--- a/tillsyn/A 56047-2025 tillsynsbegäran.docx
+++ b/tillsyn/A 56047-2025 tillsynsbegäran.docx
@@ -385,7 +385,7 @@
     <w:r>
       <w:tab/>
       <w:tab/>
-      <w:t>2026-01-29</w:t>
+      <w:t>2026-01-30</w:t>
       <w:br/>
       <w:br/>
     </w:r>

--- a/tillsyn/A 56047-2025 tillsynsbegäran.docx
+++ b/tillsyn/A 56047-2025 tillsynsbegäran.docx
@@ -385,7 +385,7 @@
     <w:r>
       <w:tab/>
       <w:tab/>
-      <w:t>2026-01-30</w:t>
+      <w:t>2026-01-31</w:t>
       <w:br/>
       <w:br/>
     </w:r>

--- a/tillsyn/A 56047-2025 tillsynsbegäran.docx
+++ b/tillsyn/A 56047-2025 tillsynsbegäran.docx
@@ -385,7 +385,7 @@
     <w:r>
       <w:tab/>
       <w:tab/>
-      <w:t>2026-03-01</w:t>
+      <w:t>2026-03-02</w:t>
       <w:br/>
       <w:br/>
     </w:r>

--- a/tillsyn/A 56047-2025 tillsynsbegäran.docx
+++ b/tillsyn/A 56047-2025 tillsynsbegäran.docx
@@ -385,7 +385,7 @@
     <w:r>
       <w:tab/>
       <w:tab/>
-      <w:t>2026-03-02</w:t>
+      <w:t>2026-03-03</w:t>
       <w:br/>
       <w:br/>
     </w:r>

--- a/tillsyn/A 56047-2025 tillsynsbegäran.docx
+++ b/tillsyn/A 56047-2025 tillsynsbegäran.docx
@@ -385,7 +385,7 @@
     <w:r>
       <w:tab/>
       <w:tab/>
-      <w:t>2026-03-03</w:t>
+      <w:t>2026-03-04</w:t>
       <w:br/>
       <w:br/>
     </w:r>

--- a/tillsyn/A 56047-2025 tillsynsbegäran.docx
+++ b/tillsyn/A 56047-2025 tillsynsbegäran.docx
@@ -385,7 +385,7 @@
     <w:r>
       <w:tab/>
       <w:tab/>
-      <w:t>2026-03-04</w:t>
+      <w:t>2026-03-05</w:t>
       <w:br/>
       <w:br/>
     </w:r>

--- a/tillsyn/A 56047-2025 tillsynsbegäran.docx
+++ b/tillsyn/A 56047-2025 tillsynsbegäran.docx
@@ -385,7 +385,7 @@
     <w:r>
       <w:tab/>
       <w:tab/>
-      <w:t>2026-03-05</w:t>
+      <w:t>2026-03-06</w:t>
       <w:br/>
       <w:br/>
     </w:r>

--- a/tillsyn/A 56047-2025 tillsynsbegäran.docx
+++ b/tillsyn/A 56047-2025 tillsynsbegäran.docx
@@ -385,7 +385,7 @@
     <w:r>
       <w:tab/>
       <w:tab/>
-      <w:t>2026-03-06</w:t>
+      <w:t>2026-03-07</w:t>
       <w:br/>
       <w:br/>
     </w:r>

--- a/tillsyn/A 56047-2025 tillsynsbegäran.docx
+++ b/tillsyn/A 56047-2025 tillsynsbegäran.docx
@@ -385,7 +385,7 @@
     <w:r>
       <w:tab/>
       <w:tab/>
-      <w:t>2026-03-07</w:t>
+      <w:t>2026-03-08</w:t>
       <w:br/>
       <w:br/>
     </w:r>

--- a/tillsyn/A 56047-2025 tillsynsbegäran.docx
+++ b/tillsyn/A 56047-2025 tillsynsbegäran.docx
@@ -385,7 +385,7 @@
     <w:r>
       <w:tab/>
       <w:tab/>
-      <w:t>2026-03-08</w:t>
+      <w:t>2026-03-09</w:t>
       <w:br/>
       <w:br/>
     </w:r>

--- a/tillsyn/A 56047-2025 tillsynsbegäran.docx
+++ b/tillsyn/A 56047-2025 tillsynsbegäran.docx
@@ -385,7 +385,7 @@
     <w:r>
       <w:tab/>
       <w:tab/>
-      <w:t>2026-03-09</w:t>
+      <w:t>2026-03-10</w:t>
       <w:br/>
       <w:br/>
     </w:r>

--- a/tillsyn/A 56047-2025 tillsynsbegäran.docx
+++ b/tillsyn/A 56047-2025 tillsynsbegäran.docx
@@ -154,7 +154,7 @@
         <w:t>Entita (NT, §4)</w:t>
       </w:r>
       <w:r>
-        <w:t xml:space="preserve">, rödlistad som nära hotad och prioriterad art i Skogsvårdslagen, har häckningsrevir i anmälan. Minskningstakten innevarande 10-årsperiod beräknas till 20 (10–30) %. Entitan är ortstrogen och reviret är i genomsnitt omkring 5 hektar, ibland uppåt 20 hektar stort. Entitan är en utpräglad lövskogsfågel som föredrar flerskiktade, gärna högvuxna skogar med inslag av äldre träd och välutvecklat buskskikt. Även alkärr med videsnår hör till de miljöer som utnyttjas. Arten häckar ofta i skogar som är svagt eller inte alls påverkade av skogsbruk, ofta rör det sig om värdekärnor med höga naturvärden. Entitan missgynnas av konventionellt skogsbruk och dess ortstrohet och dåliga spridningsförmåga gör den känslig för fragmentering. Entita är typisk art för </w:t>
+        <w:t xml:space="preserve">, rödlistad som nära hotad och prioriterad art i Skogsvårdslagen, har häckningsrevir i anmälan. Minskningstakten innevarande 10-årsperiod beräknas till 20 (10–30) % och bedöms vara nära gränsvärdet för Sårbar (VU). Entitan är ortstrogen och reviret är i genomsnitt omkring 5 hektar, ibland uppåt 20 hektar stort. Entitan är en utpräglad lövskogsfågel som föredrar flerskiktade, gärna högvuxna skogar med inslag av äldre träd och välutvecklat buskskikt. Även alkärr med videsnår hör till de miljöer som utnyttjas. Arten häckar ofta i skogar som är svagt eller inte alls påverkade av skogsbruk, ofta rör det sig om värdekärnor med höga naturvärden. Entitan missgynnas av konventionellt skogsbruk och dess ortstrohet och dåliga spridningsförmåga gör den känslig för fragmentering. Entita är typisk art för </w:t>
       </w:r>
       <w:r>
         <w:rPr>
@@ -385,7 +385,7 @@
     <w:r>
       <w:tab/>
       <w:tab/>
-      <w:t>2026-03-10</w:t>
+      <w:t>2026-03-11</w:t>
       <w:br/>
       <w:br/>
     </w:r>

--- a/tillsyn/A 56047-2025 tillsynsbegäran.docx
+++ b/tillsyn/A 56047-2025 tillsynsbegäran.docx
@@ -385,7 +385,7 @@
     <w:r>
       <w:tab/>
       <w:tab/>
-      <w:t>2026-03-11</w:t>
+      <w:t>2026-03-12</w:t>
       <w:br/>
       <w:br/>
     </w:r>

--- a/tillsyn/A 56047-2025 tillsynsbegäran.docx
+++ b/tillsyn/A 56047-2025 tillsynsbegäran.docx
@@ -385,7 +385,7 @@
     <w:r>
       <w:tab/>
       <w:tab/>
-      <w:t>2026-03-12</w:t>
+      <w:t>2026-03-13</w:t>
       <w:br/>
       <w:br/>
     </w:r>

--- a/tillsyn/A 56047-2025 tillsynsbegäran.docx
+++ b/tillsyn/A 56047-2025 tillsynsbegäran.docx
@@ -385,7 +385,7 @@
     <w:r>
       <w:tab/>
       <w:tab/>
-      <w:t>2026-04-14</w:t>
+      <w:t>2026-04-15</w:t>
       <w:br/>
       <w:br/>
     </w:r>

--- a/tillsyn/A 56047-2025 tillsynsbegäran.docx
+++ b/tillsyn/A 56047-2025 tillsynsbegäran.docx
@@ -385,7 +385,7 @@
     <w:r>
       <w:tab/>
       <w:tab/>
-      <w:t>2026-04-15</w:t>
+      <w:t>2026-04-16</w:t>
       <w:br/>
       <w:br/>
     </w:r>

--- a/tillsyn/A 56047-2025 tillsynsbegäran.docx
+++ b/tillsyn/A 56047-2025 tillsynsbegäran.docx
@@ -385,7 +385,7 @@
     <w:r>
       <w:tab/>
       <w:tab/>
-      <w:t>2026-04-16</w:t>
+      <w:t>2026-04-17</w:t>
       <w:br/>
       <w:br/>
     </w:r>

--- a/tillsyn/A 56047-2025 tillsynsbegäran.docx
+++ b/tillsyn/A 56047-2025 tillsynsbegäran.docx
@@ -385,7 +385,7 @@
     <w:r>
       <w:tab/>
       <w:tab/>
-      <w:t>2026-04-17</w:t>
+      <w:t>2026-04-18</w:t>
       <w:br/>
       <w:br/>
     </w:r>

--- a/tillsyn/A 56047-2025 tillsynsbegäran.docx
+++ b/tillsyn/A 56047-2025 tillsynsbegäran.docx
@@ -385,7 +385,7 @@
     <w:r>
       <w:tab/>
       <w:tab/>
-      <w:t>2026-04-18</w:t>
+      <w:t>2026-04-19</w:t>
       <w:br/>
       <w:br/>
     </w:r>

--- a/tillsyn/A 56047-2025 tillsynsbegäran.docx
+++ b/tillsyn/A 56047-2025 tillsynsbegäran.docx
@@ -385,7 +385,7 @@
     <w:r>
       <w:tab/>
       <w:tab/>
-      <w:t>2026-04-19</w:t>
+      <w:t>2026-04-20</w:t>
       <w:br/>
       <w:br/>
     </w:r>

--- a/tillsyn/A 56047-2025 tillsynsbegäran.docx
+++ b/tillsyn/A 56047-2025 tillsynsbegäran.docx
@@ -385,7 +385,7 @@
     <w:r>
       <w:tab/>
       <w:tab/>
-      <w:t>2026-04-20</w:t>
+      <w:t>2026-04-21</w:t>
       <w:br/>
       <w:br/>
     </w:r>

--- a/tillsyn/A 56047-2025 tillsynsbegäran.docx
+++ b/tillsyn/A 56047-2025 tillsynsbegäran.docx
@@ -385,7 +385,7 @@
     <w:r>
       <w:tab/>
       <w:tab/>
-      <w:t>2026-04-21</w:t>
+      <w:t>2026-04-22</w:t>
       <w:br/>
       <w:br/>
     </w:r>

--- a/tillsyn/A 56047-2025 tillsynsbegäran.docx
+++ b/tillsyn/A 56047-2025 tillsynsbegäran.docx
@@ -385,7 +385,7 @@
     <w:r>
       <w:tab/>
       <w:tab/>
-      <w:t>2026-04-22</w:t>
+      <w:t>2026-04-23</w:t>
       <w:br/>
       <w:br/>
     </w:r>

--- a/tillsyn/A 56047-2025 tillsynsbegäran.docx
+++ b/tillsyn/A 56047-2025 tillsynsbegäran.docx
@@ -385,7 +385,7 @@
     <w:r>
       <w:tab/>
       <w:tab/>
-      <w:t>2026-04-23</w:t>
+      <w:t>2026-04-24</w:t>
       <w:br/>
       <w:br/>
     </w:r>

--- a/tillsyn/A 56047-2025 tillsynsbegäran.docx
+++ b/tillsyn/A 56047-2025 tillsynsbegäran.docx
@@ -385,7 +385,7 @@
     <w:r>
       <w:tab/>
       <w:tab/>
-      <w:t>2026-04-24</w:t>
+      <w:t>2026-04-25</w:t>
       <w:br/>
       <w:br/>
     </w:r>

--- a/tillsyn/A 56047-2025 tillsynsbegäran.docx
+++ b/tillsyn/A 56047-2025 tillsynsbegäran.docx
@@ -385,7 +385,7 @@
     <w:r>
       <w:tab/>
       <w:tab/>
-      <w:t>2026-04-25</w:t>
+      <w:t>2026-04-26</w:t>
       <w:br/>
       <w:br/>
     </w:r>

--- a/tillsyn/A 56047-2025 tillsynsbegäran.docx
+++ b/tillsyn/A 56047-2025 tillsynsbegäran.docx
@@ -385,7 +385,7 @@
     <w:r>
       <w:tab/>
       <w:tab/>
-      <w:t>2026-04-26</w:t>
+      <w:t>2026-04-27</w:t>
       <w:br/>
       <w:br/>
     </w:r>

--- a/tillsyn/A 56047-2025 tillsynsbegäran.docx
+++ b/tillsyn/A 56047-2025 tillsynsbegäran.docx
@@ -385,7 +385,7 @@
     <w:r>
       <w:tab/>
       <w:tab/>
-      <w:t>2026-04-27</w:t>
+      <w:t>2026-04-28</w:t>
       <w:br/>
       <w:br/>
     </w:r>

--- a/tillsyn/A 56047-2025 tillsynsbegäran.docx
+++ b/tillsyn/A 56047-2025 tillsynsbegäran.docx
@@ -385,7 +385,7 @@
     <w:r>
       <w:tab/>
       <w:tab/>
-      <w:t>2026-04-28</w:t>
+      <w:t>2026-04-29</w:t>
       <w:br/>
       <w:br/>
     </w:r>

--- a/tillsyn/A 56047-2025 tillsynsbegäran.docx
+++ b/tillsyn/A 56047-2025 tillsynsbegäran.docx
@@ -385,7 +385,7 @@
     <w:r>
       <w:tab/>
       <w:tab/>
-      <w:t>2026-04-29</w:t>
+      <w:t>2026-04-30</w:t>
       <w:br/>
       <w:br/>
     </w:r>

--- a/tillsyn/A 56047-2025 tillsynsbegäran.docx
+++ b/tillsyn/A 56047-2025 tillsynsbegäran.docx
@@ -385,7 +385,7 @@
     <w:r>
       <w:tab/>
       <w:tab/>
-      <w:t>2026-04-30</w:t>
+      <w:t>2026-05-01</w:t>
       <w:br/>
       <w:br/>
     </w:r>

--- a/tillsyn/A 56047-2025 tillsynsbegäran.docx
+++ b/tillsyn/A 56047-2025 tillsynsbegäran.docx
@@ -385,7 +385,7 @@
     <w:r>
       <w:tab/>
       <w:tab/>
-      <w:t>2026-05-01</w:t>
+      <w:t>2026-05-02</w:t>
       <w:br/>
       <w:br/>
     </w:r>

--- a/tillsyn/A 56047-2025 tillsynsbegäran.docx
+++ b/tillsyn/A 56047-2025 tillsynsbegäran.docx
@@ -385,7 +385,7 @@
     <w:r>
       <w:tab/>
       <w:tab/>
-      <w:t>2026-05-02</w:t>
+      <w:t>2026-05-03</w:t>
       <w:br/>
       <w:br/>
     </w:r>
